--- a/lectures/M1-讲义.docx
+++ b/lectures/M1-讲义.docx
@@ -1827,6 +1827,120 @@
         </w:rPr>
         <w:t>）会怎样移动。</w:t>
       </w:r>
+      <w:r/>
+      <w:r>
+        <w:drawing>
+          <wp:inline xmlns:a="http://schemas.openxmlformats.org/drawingml/2006/main" xmlns:pic="http://schemas.openxmlformats.org/drawingml/2006/picture">
+            <wp:extent cx="5029200" cy="2828925"/>
+            <wp:docPr id="1" name="Picture 1"/>
+            <wp:cNvGraphicFramePr>
+              <a:graphicFrameLocks noChangeAspect="1"/>
+            </wp:cNvGraphicFramePr>
+            <a:graphic>
+              <a:graphicData uri="http://schemas.openxmlformats.org/drawingml/2006/picture">
+                <pic:pic>
+                  <pic:nvPicPr>
+                    <pic:cNvPr id="0" name="image.png"/>
+                    <pic:cNvPicPr/>
+                  </pic:nvPicPr>
+                  <pic:blipFill>
+                    <a:blip r:embed="rId9"/>
+                    <a:stretch>
+                      <a:fillRect/>
+                    </a:stretch>
+                  </pic:blipFill>
+                  <pic:spPr>
+                    <a:xfrm>
+                      <a:off x="0" y="0"/>
+                      <a:ext cx="5029200" cy="2828925"/>
+                    </a:xfrm>
+                    <a:prstGeom prst="rect"/>
+                  </pic:spPr>
+                </pic:pic>
+              </a:graphicData>
+            </a:graphic>
+          </wp:inline>
+        </w:drawing>
+      </w:r>
+      <w:r/>
+    </w:p>
+    <w:p>
+      <w:pPr>
+        <w:jc w:val="center"/>
+      </w:pPr>
+      <w:r>
+        <w:rPr>
+          <w:rFonts w:ascii="Microsoft YaHei" w:eastAsia="Microsoft YaHei" w:hAnsi="Microsoft YaHei" w:cs="Microsoft YaHei" w:hint="eastAsia"/>
+          <w:color w:val="6B7280"/>
+          <w:sz w:val="18"/>
+          <w:lang w:eastAsia="zh-CN"/>
+        </w:rPr>
+        <w:t>图</w:t>
+      </w:r>
+      <w:r>
+        <w:rPr>
+          <w:color w:val="6B7280"/>
+          <w:sz w:val="18"/>
+        </w:rPr>
+        <w:t xml:space="preserve"> 1</w:t>
+      </w:r>
+      <w:r>
+        <w:rPr>
+          <w:rFonts w:ascii="Microsoft YaHei" w:eastAsia="Microsoft YaHei" w:hAnsi="Microsoft YaHei" w:cs="Microsoft YaHei" w:hint="eastAsia"/>
+          <w:color w:val="6B7280"/>
+          <w:sz w:val="18"/>
+          <w:lang w:eastAsia="zh-CN"/>
+        </w:rPr>
+        <w:t xml:space="preserve">　机械臂的</w:t>
+      </w:r>
+      <w:r>
+        <w:rPr>
+          <w:color w:val="6B7280"/>
+          <w:sz w:val="18"/>
+        </w:rPr>
+        <w:t>“</w:t>
+      </w:r>
+      <w:r>
+        <w:rPr>
+          <w:rFonts w:ascii="Microsoft YaHei" w:eastAsia="Microsoft YaHei" w:hAnsi="Microsoft YaHei" w:cs="Microsoft YaHei" w:hint="eastAsia"/>
+          <w:color w:val="6B7280"/>
+          <w:sz w:val="18"/>
+          <w:lang w:eastAsia="zh-CN"/>
+        </w:rPr>
+        <w:t>状态</w:t>
+      </w:r>
+      <w:r>
+        <w:rPr>
+          <w:color w:val="6B7280"/>
+          <w:sz w:val="18"/>
+        </w:rPr>
+        <w:t>”</w:t>
+      </w:r>
+      <w:r>
+        <w:rPr>
+          <w:rFonts w:ascii="Microsoft YaHei" w:eastAsia="Microsoft YaHei" w:hAnsi="Microsoft YaHei" w:cs="Microsoft YaHei" w:hint="eastAsia"/>
+          <w:color w:val="6B7280"/>
+          <w:sz w:val="18"/>
+          <w:lang w:eastAsia="zh-CN"/>
+        </w:rPr>
+        <w:t>由</w:t>
+      </w:r>
+      <w:r>
+        <w:rPr>
+          <w:color w:val="6B7280"/>
+          <w:sz w:val="18"/>
+        </w:rPr>
+        <w:t xml:space="preserve"> 6 </w:t>
+      </w:r>
+      <w:r>
+        <w:rPr>
+          <w:rFonts w:ascii="Microsoft YaHei" w:eastAsia="Microsoft YaHei" w:hAnsi="Microsoft YaHei" w:cs="Microsoft YaHei" w:hint="eastAsia"/>
+          <w:color w:val="6B7280"/>
+          <w:sz w:val="18"/>
+          <w:lang w:eastAsia="zh-CN"/>
+        </w:rPr>
+        <w:t>个关节角完全确定</w:t>
+      </w:r>
     </w:p>
     <w:p>
       <w:pPr>
@@ -2069,7 +2183,7 @@
               <w:jc w:val="left"/>
               <w:spacing w:line="240" w:lineRule="auto" w:before="60" w:after="60"/>
             </w:pPr>
-            <w:bookmarkStart w:id="21" w:name="__DOCXFIELD_82b9992b7b734f0eb0d7ea88ea73ddc7___01"/>
+            <w:bookmarkStart w:id="21" w:name="__DOCXFIELD_121f01a3de47404385312e7611f405b6___01"/>
             <w:r>
               <w:t xml:space="preserve"> </w:t>
             </w:r>
@@ -2168,7 +2282,7 @@
               <w:jc w:val="left"/>
               <w:spacing w:line="240" w:lineRule="auto" w:before="60" w:after="60"/>
             </w:pPr>
-            <w:bookmarkStart w:id="23" w:name="__DOCXFIELD_83a89687ec7e49a4ac83497944a0977f___01"/>
+            <w:bookmarkStart w:id="23" w:name="__DOCXFIELD_a9684c29e8e8474bb9a8d3f399f4c33c___01"/>
             <w:r>
               <w:t xml:space="preserve"> </w:t>
             </w:r>
@@ -2255,7 +2369,7 @@
               <w:jc w:val="left"/>
               <w:spacing w:line="240" w:lineRule="auto" w:before="60" w:after="60"/>
             </w:pPr>
-            <w:bookmarkStart w:id="25" w:name="__DOCXFIELD_664d66b5969d43238a8197487117d2ce___01"/>
+            <w:bookmarkStart w:id="25" w:name="__DOCXFIELD_338f70b712e640c18968f03019f0e9ca___01"/>
             <w:r>
               <w:t xml:space="preserve"> </w:t>
             </w:r>
@@ -6120,7 +6234,7 @@
               <w:jc w:val="left"/>
               <w:spacing w:line="240" w:lineRule="auto" w:before="60" w:after="60"/>
             </w:pPr>
-            <w:bookmarkStart w:id="29" w:name="__DOCXFIELD_cf9cda5203774071ab9150fe1af064b3___01"/>
+            <w:bookmarkStart w:id="29" w:name="__DOCXFIELD_d67251a1f6fd4bb5b9ba07339b8506c1___01"/>
             <w:r>
               <w:t xml:space="preserve"> </w:t>
             </w:r>
@@ -6252,7 +6366,7 @@
               <w:jc w:val="left"/>
               <w:spacing w:line="240" w:lineRule="auto" w:before="60" w:after="60"/>
             </w:pPr>
-            <w:bookmarkStart w:id="31" w:name="__DOCXFIELD_b907e767b02f4a828f5dc4e64661bb76___01"/>
+            <w:bookmarkStart w:id="31" w:name="__DOCXFIELD_0d8a69fe8a5c408d8ae8bbc574c710ed___01"/>
             <w:r>
               <w:t xml:space="preserve"> </w:t>
             </w:r>
@@ -6384,7 +6498,7 @@
               <w:jc w:val="left"/>
               <w:spacing w:line="240" w:lineRule="auto" w:before="60" w:after="60"/>
             </w:pPr>
-            <w:bookmarkStart w:id="33" w:name="__DOCXFIELD_8614361085d343bd9034ca84b74c8a3f___01"/>
+            <w:bookmarkStart w:id="33" w:name="__DOCXFIELD_ab3921d803fc44fcb66f405d7da84a95___01"/>
             <w:r>
               <w:t xml:space="preserve"> </w:t>
             </w:r>
@@ -6516,7 +6630,7 @@
               <w:jc w:val="left"/>
               <w:spacing w:line="240" w:lineRule="auto" w:before="60" w:after="60"/>
             </w:pPr>
-            <w:bookmarkStart w:id="35" w:name="__DOCXFIELD_365b06b7ed97476fae142b53ee5387de___01"/>
+            <w:bookmarkStart w:id="35" w:name="__DOCXFIELD_cee8ec5d04a44d1981a87c127712e40d___01"/>
             <w:r>
               <w:t xml:space="preserve"> </w:t>
             </w:r>
@@ -6660,7 +6774,7 @@
               <w:jc w:val="left"/>
               <w:spacing w:line="240" w:lineRule="auto" w:before="60" w:after="60"/>
             </w:pPr>
-            <w:bookmarkStart w:id="37" w:name="__DOCXFIELD_73b00d6044fd44d99cc530c7da600dbe___01"/>
+            <w:bookmarkStart w:id="37" w:name="__DOCXFIELD_53017b3b0d3a40c69b2bbb1becd5270c___01"/>
             <w:r>
               <w:t xml:space="preserve"> </w:t>
             </w:r>
@@ -8384,7 +8498,7 @@
       <w:r/>
     </w:p>
     <w:sectPr>
-      <w:footerReference w:type="default" r:id="rId9"/>
+      <w:footerReference w:type="default" r:id="rId10"/>
       <w:pgSz w:w="11906" w:h="16838"/>
       <w:pgMar w:top="1440" w:right="1797" w:bottom="1440" w:left="1797" w:header="720" w:footer="720" w:gutter="0"/>
       <w:cols w:space="720"/>
